--- a/docx/12-alta-disponibilidad/boletin-U12-inicial.docx
+++ b/docx/12-alta-disponibilidad/boletin-U12-inicial.docx
@@ -15,6 +15,9 @@
             <w:pStyle w:val="TOCHeading"/>
           </w:pPr>
           <w:r>
+            <w:rPr>
+              <w:lang w:val="es-ES"/>
+            </w:rPr>
             <w:t xml:space="preserve">Table of Contents</w:t>
           </w:r>
         </w:p>
@@ -34,6 +37,9 @@
         <w:pStyle w:val="Heading1"/>
       </w:pPr>
       <w:r>
+        <w:rPr>
+          <w:lang w:val="es-ES"/>
+        </w:rPr>
         <w:t xml:space="preserve">Boletín UD12 — Inicial</w:t>
       </w:r>
     </w:p>
@@ -44,6 +50,9 @@
         <w:pStyle w:val="Heading1"/>
       </w:pPr>
       <w:r>
+        <w:rPr>
+          <w:lang w:val="es-ES"/>
+        </w:rPr>
         <w:t xml:space="preserve">📝 Boletín UD12 — Inicial</w:t>
       </w:r>
     </w:p>
@@ -52,6 +61,9 @@
         <w:pStyle w:val="BlockText"/>
       </w:pPr>
       <w:r>
+        <w:rPr>
+          <w:lang w:val="es-ES"/>
+        </w:rPr>
         <w:t xml:space="preserve">Ejercicios básicos para afianzar los conceptos de redundancia: SPOFs, STP, EtherChannel y FHRP.</w:t>
       </w:r>
     </w:p>
@@ -68,6 +80,9 @@
         <w:pStyle w:val="Heading2"/>
       </w:pPr>
       <w:r>
+        <w:rPr>
+          <w:lang w:val="es-ES"/>
+        </w:rPr>
         <w:t xml:space="preserve">1. ¿Qué concepto soy?</w:t>
       </w:r>
     </w:p>
@@ -80,6 +95,9 @@
         </w:numPr>
       </w:pPr>
       <w:r>
+        <w:rPr>
+          <w:lang w:val="es-ES"/>
+        </w:rPr>
         <w:t xml:space="preserve">Un único componente cuya caída tumba todo el servicio.</w:t>
       </w:r>
     </w:p>
@@ -92,6 +110,9 @@
         </w:numPr>
       </w:pPr>
       <w:r>
+        <w:rPr>
+          <w:lang w:val="es-ES"/>
+        </w:rPr>
         <w:t xml:space="preserve">Protocolo que evita bucles de capa 2 bloqueando puertos redundantes.</w:t>
       </w:r>
     </w:p>
@@ -104,6 +125,9 @@
         </w:numPr>
       </w:pPr>
       <w:r>
+        <w:rPr>
+          <w:lang w:val="es-ES"/>
+        </w:rPr>
         <w:t xml:space="preserve">Tecnología que agrupa varios enlaces físicos en uno lógico.</w:t>
       </w:r>
     </w:p>
@@ -116,6 +140,9 @@
         </w:numPr>
       </w:pPr>
       <w:r>
+        <w:rPr>
+          <w:lang w:val="es-ES"/>
+        </w:rPr>
         <w:t xml:space="preserve">Protocolo que da gateway redundante con IP virtual compartida.</w:t>
       </w:r>
     </w:p>
@@ -128,6 +155,9 @@
         </w:numPr>
       </w:pPr>
       <w:r>
+        <w:rPr>
+          <w:lang w:val="es-ES"/>
+        </w:rPr>
         <w:t xml:space="preserve">Tiempo de servicio pactado, en porcentaje anual (99,99%).</w:t>
       </w:r>
     </w:p>
@@ -138,6 +168,9 @@
         <w:pStyle w:val="Heading2"/>
       </w:pPr>
       <w:r>
+        <w:rPr>
+          <w:lang w:val="es-ES"/>
+        </w:rPr>
         <w:t xml:space="preserve">2. Verdadero o falso</w:t>
       </w:r>
     </w:p>
@@ -150,6 +183,9 @@
         </w:numPr>
       </w:pPr>
       <w:r>
+        <w:rPr>
+          <w:lang w:val="es-ES"/>
+        </w:rPr>
         <w:t xml:space="preserve">STP bloquea puertos para evitar bucles de capa 2.</w:t>
       </w:r>
     </w:p>
@@ -162,6 +198,9 @@
         </w:numPr>
       </w:pPr>
       <w:r>
+        <w:rPr>
+          <w:lang w:val="es-ES"/>
+        </w:rPr>
         <w:t xml:space="preserve">EtherChannel aumenta el ancho de banda y la redundancia a la vez.</w:t>
       </w:r>
     </w:p>
@@ -174,6 +213,9 @@
         </w:numPr>
       </w:pPr>
       <w:r>
+        <w:rPr>
+          <w:lang w:val="es-ES"/>
+        </w:rPr>
         <w:t xml:space="preserve">En HSRP los dos routers tienen la misma IP física configurada.</w:t>
       </w:r>
     </w:p>
@@ -186,6 +228,9 @@
         </w:numPr>
       </w:pPr>
       <w:r>
+        <w:rPr>
+          <w:lang w:val="es-ES"/>
+        </w:rPr>
         <w:t xml:space="preserve">Un stack de switches se administra como un único switch lógico.</w:t>
       </w:r>
     </w:p>
@@ -198,6 +243,9 @@
         </w:numPr>
       </w:pPr>
       <w:r>
+        <w:rPr>
+          <w:lang w:val="es-ES"/>
+        </w:rPr>
         <w:t xml:space="preserve">Más disponibilidad de nueves siempre sale gratis.</w:t>
       </w:r>
     </w:p>
@@ -208,6 +256,9 @@
         <w:pStyle w:val="Heading2"/>
       </w:pPr>
       <w:r>
+        <w:rPr>
+          <w:lang w:val="es-ES"/>
+        </w:rPr>
         <w:t xml:space="preserve">3. Cálculo de disponibilidad</w:t>
       </w:r>
     </w:p>
@@ -220,6 +271,9 @@
         </w:numPr>
       </w:pPr>
       <w:r>
+        <w:rPr>
+          <w:lang w:val="es-ES"/>
+        </w:rPr>
         <w:t xml:space="preserve">Un servicio con 99,9% de disponibilidad anual, ¿cuánto tiempo puede estar caído al año (aprox)?</w:t>
       </w:r>
     </w:p>
@@ -232,6 +286,9 @@
         </w:numPr>
       </w:pPr>
       <w:r>
+        <w:rPr>
+          <w:lang w:val="es-ES"/>
+        </w:rPr>
         <w:t xml:space="preserve">¿Y con 99,99%?</w:t>
       </w:r>
     </w:p>
@@ -244,6 +301,9 @@
         </w:numPr>
       </w:pPr>
       <w:r>
+        <w:rPr>
+          <w:lang w:val="es-ES"/>
+        </w:rPr>
         <w:t xml:space="preserve">Si tu red tiene tres SPOFs en serie con 99,5% cada uno, ¿cuál es la disponibilidad aproximada del conjunto?</w:t>
       </w:r>
     </w:p>
@@ -255,13 +315,20 @@
         <w:rPr>
           <w:b/>
           <w:bCs/>
+          <w:lang w:val="es-ES"/>
         </w:rPr>
         <w:t xml:space="preserve">Pista:</w:t>
       </w:r>
       <w:r>
+        <w:rPr>
+          <w:lang w:val="es-ES"/>
+        </w:rPr>
         <w:t xml:space="preserve"> </w:t>
       </w:r>
       <w:r>
+        <w:rPr>
+          <w:lang w:val="es-ES"/>
+        </w:rPr>
         <w:t xml:space="preserve">multiplica disponibilidades en serie; 1 año ≈ 8.760 horas.</w:t>
       </w:r>
     </w:p>
@@ -272,6 +339,9 @@
         <w:pStyle w:val="Heading2"/>
       </w:pPr>
       <w:r>
+        <w:rPr>
+          <w:lang w:val="es-ES"/>
+        </w:rPr>
         <w:t xml:space="preserve">4. ¿Quién bloquea el puerto?</w:t>
       </w:r>
     </w:p>
@@ -280,6 +350,9 @@
         <w:pStyle w:val="FirstParagraph"/>
       </w:pPr>
       <w:r>
+        <w:rPr>
+          <w:lang w:val="es-ES"/>
+        </w:rPr>
         <w:t xml:space="preserve">Dos switches (SW1 y SW2) conectados por dos enlaces. SW1 es la raíz STP.</w:t>
       </w:r>
     </w:p>
@@ -292,6 +365,9 @@
         </w:numPr>
       </w:pPr>
       <w:r>
+        <w:rPr>
+          <w:lang w:val="es-ES"/>
+        </w:rPr>
         <w:t xml:space="preserve">¿Qué switch elegirá el puerto bloqueado?</w:t>
       </w:r>
     </w:p>
@@ -304,6 +380,9 @@
         </w:numPr>
       </w:pPr>
       <w:r>
+        <w:rPr>
+          <w:lang w:val="es-ES"/>
+        </w:rPr>
         <w:t xml:space="preserve">¿Qué criterio usa STP si los costes son iguales?</w:t>
       </w:r>
     </w:p>
@@ -316,6 +395,9 @@
         </w:numPr>
       </w:pPr>
       <w:r>
+        <w:rPr>
+          <w:lang w:val="es-ES"/>
+        </w:rPr>
         <w:t xml:space="preserve">¿Qué pasaría si no hubiera STP y ambos enlaces reenviaran?</w:t>
       </w:r>
     </w:p>
@@ -326,6 +408,9 @@
         <w:pStyle w:val="Heading2"/>
       </w:pPr>
       <w:r>
+        <w:rPr>
+          <w:lang w:val="es-ES"/>
+        </w:rPr>
         <w:t xml:space="preserve">5. Relaciona comandos HSRP</w:t>
       </w:r>
     </w:p>
@@ -351,6 +436,9 @@
               <w:pStyle w:val="Compact"/>
             </w:pPr>
             <w:r>
+              <w:rPr>
+                <w:lang w:val="es-ES"/>
+              </w:rPr>
               <w:t xml:space="preserve">Comando</w:t>
             </w:r>
           </w:p>
@@ -362,6 +450,9 @@
               <w:pStyle w:val="Compact"/>
             </w:pPr>
             <w:r>
+              <w:rPr>
+                <w:lang w:val="es-ES"/>
+              </w:rPr>
               <w:t xml:space="preserve">Función</w:t>
             </w:r>
           </w:p>
@@ -375,14 +466,21 @@
               <w:pStyle w:val="Compact"/>
             </w:pPr>
             <w:r>
+              <w:rPr>
+                <w:lang w:val="es-ES"/>
+              </w:rPr>
               <w:t xml:space="preserve">1.</w:t>
             </w:r>
             <w:r>
+              <w:rPr>
+                <w:lang w:val="es-ES"/>
+              </w:rPr>
               <w:t xml:space="preserve"> </w:t>
             </w:r>
             <w:r>
               <w:rPr>
                 <w:rStyle w:val="VerbatimChar"/>
+                <w:lang w:val="es-ES"/>
               </w:rPr>
               <w:t xml:space="preserve">standby 1 ip 192.168.1.254</w:t>
             </w:r>
@@ -395,6 +493,9 @@
               <w:pStyle w:val="Compact"/>
             </w:pPr>
             <w:r>
+              <w:rPr>
+                <w:lang w:val="es-ES"/>
+              </w:rPr>
               <w:t xml:space="preserve">a) Prioridad del router (mayor gana)</w:t>
             </w:r>
           </w:p>
@@ -408,14 +509,21 @@
               <w:pStyle w:val="Compact"/>
             </w:pPr>
             <w:r>
+              <w:rPr>
+                <w:lang w:val="es-ES"/>
+              </w:rPr>
               <w:t xml:space="preserve">2.</w:t>
             </w:r>
             <w:r>
+              <w:rPr>
+                <w:lang w:val="es-ES"/>
+              </w:rPr>
               <w:t xml:space="preserve"> </w:t>
             </w:r>
             <w:r>
               <w:rPr>
                 <w:rStyle w:val="VerbatimChar"/>
+                <w:lang w:val="es-ES"/>
               </w:rPr>
               <w:t xml:space="preserve">standby 1 priority 110</w:t>
             </w:r>
@@ -428,6 +536,9 @@
               <w:pStyle w:val="Compact"/>
             </w:pPr>
             <w:r>
+              <w:rPr>
+                <w:lang w:val="es-ES"/>
+              </w:rPr>
               <w:t xml:space="preserve">b) IP virtual del grupo</w:t>
             </w:r>
           </w:p>
@@ -441,14 +552,21 @@
               <w:pStyle w:val="Compact"/>
             </w:pPr>
             <w:r>
+              <w:rPr>
+                <w:lang w:val="es-ES"/>
+              </w:rPr>
               <w:t xml:space="preserve">3.</w:t>
             </w:r>
             <w:r>
+              <w:rPr>
+                <w:lang w:val="es-ES"/>
+              </w:rPr>
               <w:t xml:space="preserve"> </w:t>
             </w:r>
             <w:r>
               <w:rPr>
                 <w:rStyle w:val="VerbatimChar"/>
+                <w:lang w:val="es-ES"/>
               </w:rPr>
               <w:t xml:space="preserve">standby 1 preempt</w:t>
             </w:r>
@@ -461,6 +579,9 @@
               <w:pStyle w:val="Compact"/>
             </w:pPr>
             <w:r>
+              <w:rPr>
+                <w:lang w:val="es-ES"/>
+              </w:rPr>
               <w:t xml:space="preserve">c) Estado del grupo HSRP</w:t>
             </w:r>
           </w:p>
@@ -474,14 +595,21 @@
               <w:pStyle w:val="Compact"/>
             </w:pPr>
             <w:r>
+              <w:rPr>
+                <w:lang w:val="es-ES"/>
+              </w:rPr>
               <w:t xml:space="preserve">4.</w:t>
             </w:r>
             <w:r>
+              <w:rPr>
+                <w:lang w:val="es-ES"/>
+              </w:rPr>
               <w:t xml:space="preserve"> </w:t>
             </w:r>
             <w:r>
               <w:rPr>
                 <w:rStyle w:val="VerbatimChar"/>
+                <w:lang w:val="es-ES"/>
               </w:rPr>
               <w:t xml:space="preserve">show standby brief</w:t>
             </w:r>
@@ -494,6 +622,9 @@
               <w:pStyle w:val="Compact"/>
             </w:pPr>
             <w:r>
+              <w:rPr>
+                <w:lang w:val="es-ES"/>
+              </w:rPr>
               <w:t xml:space="preserve">d) Recuperar el rol activo al volver</w:t>
             </w:r>
           </w:p>
@@ -507,6 +638,9 @@
         <w:pStyle w:val="Heading2"/>
       </w:pPr>
       <w:r>
+        <w:rPr>
+          <w:lang w:val="es-ES"/>
+        </w:rPr>
         <w:t xml:space="preserve">6. Diseño básico redundante</w:t>
       </w:r>
     </w:p>
@@ -515,6 +649,9 @@
         <w:pStyle w:val="FirstParagraph"/>
       </w:pPr>
       <w:r>
+        <w:rPr>
+          <w:lang w:val="es-ES"/>
+        </w:rPr>
         <w:t xml:space="preserve">Dibuja o describe una topología con 2 switches de acceso, 2 de distribución y 2 routers de salida, indicando:</w:t>
       </w:r>
     </w:p>
@@ -527,6 +664,9 @@
         </w:numPr>
       </w:pPr>
       <w:r>
+        <w:rPr>
+          <w:lang w:val="es-ES"/>
+        </w:rPr>
         <w:t xml:space="preserve">Dónde pondrías EtherChannels.</w:t>
       </w:r>
     </w:p>
@@ -539,6 +679,9 @@
         </w:numPr>
       </w:pPr>
       <w:r>
+        <w:rPr>
+          <w:lang w:val="es-ES"/>
+        </w:rPr>
         <w:t xml:space="preserve">Dónde actúa STP y dónde HSRP.</w:t>
       </w:r>
     </w:p>
@@ -551,6 +694,9 @@
         </w:numPr>
       </w:pPr>
       <w:r>
+        <w:rPr>
+          <w:lang w:val="es-ES"/>
+        </w:rPr>
         <w:t xml:space="preserve">¿Qué pasa si cae un switch de distribución?</w:t>
       </w:r>
     </w:p>
@@ -561,6 +707,9 @@
         <w:pStyle w:val="Heading2"/>
       </w:pPr>
       <w:r>
+        <w:rPr>
+          <w:lang w:val="es-ES"/>
+        </w:rPr>
         <w:t xml:space="preserve">7. VRRP vs HSRP</w:t>
       </w:r>
     </w:p>
@@ -573,6 +722,9 @@
         </w:numPr>
       </w:pPr>
       <w:r>
+        <w:rPr>
+          <w:lang w:val="es-ES"/>
+        </w:rPr>
         <w:t xml:space="preserve">¿Cuál es propietario de Cisco y cuál es el estándar?</w:t>
       </w:r>
     </w:p>
@@ -585,6 +737,9 @@
         </w:numPr>
       </w:pPr>
       <w:r>
+        <w:rPr>
+          <w:lang w:val="es-ES"/>
+        </w:rPr>
         <w:t xml:space="preserve">¿Qué IP virtual usa VRRP por defecto si no se configura otra?</w:t>
       </w:r>
     </w:p>
@@ -597,18 +752,33 @@
         </w:numPr>
       </w:pPr>
       <w:r>
+        <w:rPr>
+          <w:lang w:val="es-ES"/>
+        </w:rPr>
         <w:t xml:space="preserve">¿En qué protocolo está el router</w:t>
       </w:r>
       <w:r>
+        <w:rPr>
+          <w:lang w:val="es-ES"/>
+        </w:rPr>
         <w:t xml:space="preserve"> </w:t>
       </w:r>
       <w:r>
+        <w:rPr>
+          <w:lang w:val="es-ES"/>
+        </w:rPr>
         <w:t xml:space="preserve">“dueño”</w:t>
       </w:r>
       <w:r>
+        <w:rPr>
+          <w:lang w:val="es-ES"/>
+        </w:rPr>
         <w:t xml:space="preserve"> </w:t>
       </w:r>
       <w:r>
+        <w:rPr>
+          <w:lang w:val="es-ES"/>
+        </w:rPr>
         <w:t xml:space="preserve">de la IP virtual y cómo se llama ahí?</w:t>
       </w:r>
     </w:p>
@@ -619,6 +789,9 @@
         <w:pStyle w:val="Heading2"/>
       </w:pPr>
       <w:r>
+        <w:rPr>
+          <w:lang w:val="es-ES"/>
+        </w:rPr>
         <w:t xml:space="preserve">8. Diagnóstico rápido</w:t>
       </w:r>
     </w:p>
@@ -627,6 +800,9 @@
         <w:pStyle w:val="FirstParagraph"/>
       </w:pPr>
       <w:r>
+        <w:rPr>
+          <w:lang w:val="es-ES"/>
+        </w:rPr>
         <w:t xml:space="preserve">Los usuarios de la VLAN 10 no llegan a Internet. El switch de acceso está bien, los PCs tienen IP correcta y el gateway responde al ping… pero desde el router de salida no hay ruta.</w:t>
       </w:r>
     </w:p>
@@ -639,15 +815,27 @@
         </w:numPr>
       </w:pPr>
       <w:r>
+        <w:rPr>
+          <w:lang w:val="es-ES"/>
+        </w:rPr>
         <w:t xml:space="preserve">¿Por qué el ping al gateway funciona si el problema está</w:t>
       </w:r>
       <w:r>
+        <w:rPr>
+          <w:lang w:val="es-ES"/>
+        </w:rPr>
         <w:t xml:space="preserve"> </w:t>
       </w:r>
       <w:r>
+        <w:rPr>
+          <w:lang w:val="es-ES"/>
+        </w:rPr>
         <w:t xml:space="preserve">“más allá”</w:t>
       </w:r>
       <w:r>
+        <w:rPr>
+          <w:lang w:val="es-ES"/>
+        </w:rPr>
         <w:t xml:space="preserve">?</w:t>
       </w:r>
     </w:p>
@@ -660,6 +848,9 @@
         </w:numPr>
       </w:pPr>
       <w:r>
+        <w:rPr>
+          <w:lang w:val="es-ES"/>
+        </w:rPr>
         <w:t xml:space="preserve">¿Qué comando del gateway (HSRP activo) usarías para ver la tabla de rutas?</w:t>
       </w:r>
     </w:p>
@@ -672,6 +863,9 @@
         </w:numPr>
       </w:pPr>
       <w:r>
+        <w:rPr>
+          <w:lang w:val="es-ES"/>
+        </w:rPr>
         <w:t xml:space="preserve">¿Es este fallo un SPOF resuelto por HSRP? ¿Por qué?</w:t>
       </w:r>
     </w:p>

--- a/docx/12-alta-disponibilidad/boletin-U12-inicial.docx
+++ b/docx/12-alta-disponibilidad/boletin-U12-inicial.docx
@@ -15,9 +15,6 @@
             <w:pStyle w:val="TOCHeading"/>
           </w:pPr>
           <w:r>
-            <w:rPr>
-              <w:lang w:val="es-ES"/>
-            </w:rPr>
             <w:t xml:space="preserve">Table of Contents</w:t>
           </w:r>
         </w:p>
@@ -37,9 +34,6 @@
         <w:pStyle w:val="Heading1"/>
       </w:pPr>
       <w:r>
-        <w:rPr>
-          <w:lang w:val="es-ES"/>
-        </w:rPr>
         <w:t xml:space="preserve">Boletín UD12 — Inicial</w:t>
       </w:r>
     </w:p>
@@ -50,9 +44,6 @@
         <w:pStyle w:val="Heading1"/>
       </w:pPr>
       <w:r>
-        <w:rPr>
-          <w:lang w:val="es-ES"/>
-        </w:rPr>
         <w:t xml:space="preserve">📝 Boletín UD12 — Inicial</w:t>
       </w:r>
     </w:p>
@@ -61,9 +52,6 @@
         <w:pStyle w:val="BlockText"/>
       </w:pPr>
       <w:r>
-        <w:rPr>
-          <w:lang w:val="es-ES"/>
-        </w:rPr>
         <w:t xml:space="preserve">Ejercicios básicos para afianzar los conceptos de redundancia: SPOFs, STP, EtherChannel y FHRP.</w:t>
       </w:r>
     </w:p>
@@ -80,9 +68,6 @@
         <w:pStyle w:val="Heading2"/>
       </w:pPr>
       <w:r>
-        <w:rPr>
-          <w:lang w:val="es-ES"/>
-        </w:rPr>
         <w:t xml:space="preserve">1. ¿Qué concepto soy?</w:t>
       </w:r>
     </w:p>
@@ -95,9 +80,6 @@
         </w:numPr>
       </w:pPr>
       <w:r>
-        <w:rPr>
-          <w:lang w:val="es-ES"/>
-        </w:rPr>
         <w:t xml:space="preserve">Un único componente cuya caída tumba todo el servicio.</w:t>
       </w:r>
     </w:p>
@@ -110,9 +92,6 @@
         </w:numPr>
       </w:pPr>
       <w:r>
-        <w:rPr>
-          <w:lang w:val="es-ES"/>
-        </w:rPr>
         <w:t xml:space="preserve">Protocolo que evita bucles de capa 2 bloqueando puertos redundantes.</w:t>
       </w:r>
     </w:p>
@@ -125,9 +104,6 @@
         </w:numPr>
       </w:pPr>
       <w:r>
-        <w:rPr>
-          <w:lang w:val="es-ES"/>
-        </w:rPr>
         <w:t xml:space="preserve">Tecnología que agrupa varios enlaces físicos en uno lógico.</w:t>
       </w:r>
     </w:p>
@@ -140,9 +116,6 @@
         </w:numPr>
       </w:pPr>
       <w:r>
-        <w:rPr>
-          <w:lang w:val="es-ES"/>
-        </w:rPr>
         <w:t xml:space="preserve">Protocolo que da gateway redundante con IP virtual compartida.</w:t>
       </w:r>
     </w:p>
@@ -155,9 +128,6 @@
         </w:numPr>
       </w:pPr>
       <w:r>
-        <w:rPr>
-          <w:lang w:val="es-ES"/>
-        </w:rPr>
         <w:t xml:space="preserve">Tiempo de servicio pactado, en porcentaje anual (99,99%).</w:t>
       </w:r>
     </w:p>
@@ -168,9 +138,6 @@
         <w:pStyle w:val="Heading2"/>
       </w:pPr>
       <w:r>
-        <w:rPr>
-          <w:lang w:val="es-ES"/>
-        </w:rPr>
         <w:t xml:space="preserve">2. Verdadero o falso</w:t>
       </w:r>
     </w:p>
@@ -183,9 +150,6 @@
         </w:numPr>
       </w:pPr>
       <w:r>
-        <w:rPr>
-          <w:lang w:val="es-ES"/>
-        </w:rPr>
         <w:t xml:space="preserve">STP bloquea puertos para evitar bucles de capa 2.</w:t>
       </w:r>
     </w:p>
@@ -198,9 +162,6 @@
         </w:numPr>
       </w:pPr>
       <w:r>
-        <w:rPr>
-          <w:lang w:val="es-ES"/>
-        </w:rPr>
         <w:t xml:space="preserve">EtherChannel aumenta el ancho de banda y la redundancia a la vez.</w:t>
       </w:r>
     </w:p>
@@ -213,9 +174,6 @@
         </w:numPr>
       </w:pPr>
       <w:r>
-        <w:rPr>
-          <w:lang w:val="es-ES"/>
-        </w:rPr>
         <w:t xml:space="preserve">En HSRP los dos routers tienen la misma IP física configurada.</w:t>
       </w:r>
     </w:p>
@@ -228,9 +186,6 @@
         </w:numPr>
       </w:pPr>
       <w:r>
-        <w:rPr>
-          <w:lang w:val="es-ES"/>
-        </w:rPr>
         <w:t xml:space="preserve">Un stack de switches se administra como un único switch lógico.</w:t>
       </w:r>
     </w:p>
@@ -243,9 +198,6 @@
         </w:numPr>
       </w:pPr>
       <w:r>
-        <w:rPr>
-          <w:lang w:val="es-ES"/>
-        </w:rPr>
         <w:t xml:space="preserve">Más disponibilidad de nueves siempre sale gratis.</w:t>
       </w:r>
     </w:p>
@@ -256,9 +208,6 @@
         <w:pStyle w:val="Heading2"/>
       </w:pPr>
       <w:r>
-        <w:rPr>
-          <w:lang w:val="es-ES"/>
-        </w:rPr>
         <w:t xml:space="preserve">3. Cálculo de disponibilidad</w:t>
       </w:r>
     </w:p>
@@ -271,9 +220,6 @@
         </w:numPr>
       </w:pPr>
       <w:r>
-        <w:rPr>
-          <w:lang w:val="es-ES"/>
-        </w:rPr>
         <w:t xml:space="preserve">Un servicio con 99,9% de disponibilidad anual, ¿cuánto tiempo puede estar caído al año (aprox)?</w:t>
       </w:r>
     </w:p>
@@ -286,9 +232,6 @@
         </w:numPr>
       </w:pPr>
       <w:r>
-        <w:rPr>
-          <w:lang w:val="es-ES"/>
-        </w:rPr>
         <w:t xml:space="preserve">¿Y con 99,99%?</w:t>
       </w:r>
     </w:p>
@@ -301,9 +244,6 @@
         </w:numPr>
       </w:pPr>
       <w:r>
-        <w:rPr>
-          <w:lang w:val="es-ES"/>
-        </w:rPr>
         <w:t xml:space="preserve">Si tu red tiene tres SPOFs en serie con 99,5% cada uno, ¿cuál es la disponibilidad aproximada del conjunto?</w:t>
       </w:r>
     </w:p>
@@ -315,20 +255,13 @@
         <w:rPr>
           <w:b/>
           <w:bCs/>
-          <w:lang w:val="es-ES"/>
         </w:rPr>
         <w:t xml:space="preserve">Pista:</w:t>
       </w:r>
       <w:r>
-        <w:rPr>
-          <w:lang w:val="es-ES"/>
-        </w:rPr>
         <w:t xml:space="preserve"> </w:t>
       </w:r>
       <w:r>
-        <w:rPr>
-          <w:lang w:val="es-ES"/>
-        </w:rPr>
         <w:t xml:space="preserve">multiplica disponibilidades en serie; 1 año ≈ 8.760 horas.</w:t>
       </w:r>
     </w:p>
@@ -339,9 +272,6 @@
         <w:pStyle w:val="Heading2"/>
       </w:pPr>
       <w:r>
-        <w:rPr>
-          <w:lang w:val="es-ES"/>
-        </w:rPr>
         <w:t xml:space="preserve">4. ¿Quién bloquea el puerto?</w:t>
       </w:r>
     </w:p>
@@ -350,9 +280,6 @@
         <w:pStyle w:val="FirstParagraph"/>
       </w:pPr>
       <w:r>
-        <w:rPr>
-          <w:lang w:val="es-ES"/>
-        </w:rPr>
         <w:t xml:space="preserve">Dos switches (SW1 y SW2) conectados por dos enlaces. SW1 es la raíz STP.</w:t>
       </w:r>
     </w:p>
@@ -365,9 +292,6 @@
         </w:numPr>
       </w:pPr>
       <w:r>
-        <w:rPr>
-          <w:lang w:val="es-ES"/>
-        </w:rPr>
         <w:t xml:space="preserve">¿Qué switch elegirá el puerto bloqueado?</w:t>
       </w:r>
     </w:p>
@@ -380,9 +304,6 @@
         </w:numPr>
       </w:pPr>
       <w:r>
-        <w:rPr>
-          <w:lang w:val="es-ES"/>
-        </w:rPr>
         <w:t xml:space="preserve">¿Qué criterio usa STP si los costes son iguales?</w:t>
       </w:r>
     </w:p>
@@ -395,9 +316,6 @@
         </w:numPr>
       </w:pPr>
       <w:r>
-        <w:rPr>
-          <w:lang w:val="es-ES"/>
-        </w:rPr>
         <w:t xml:space="preserve">¿Qué pasaría si no hubiera STP y ambos enlaces reenviaran?</w:t>
       </w:r>
     </w:p>
@@ -408,9 +326,6 @@
         <w:pStyle w:val="Heading2"/>
       </w:pPr>
       <w:r>
-        <w:rPr>
-          <w:lang w:val="es-ES"/>
-        </w:rPr>
         <w:t xml:space="preserve">5. Relaciona comandos HSRP</w:t>
       </w:r>
     </w:p>
@@ -436,9 +351,6 @@
               <w:pStyle w:val="Compact"/>
             </w:pPr>
             <w:r>
-              <w:rPr>
-                <w:lang w:val="es-ES"/>
-              </w:rPr>
               <w:t xml:space="preserve">Comando</w:t>
             </w:r>
           </w:p>
@@ -450,9 +362,6 @@
               <w:pStyle w:val="Compact"/>
             </w:pPr>
             <w:r>
-              <w:rPr>
-                <w:lang w:val="es-ES"/>
-              </w:rPr>
               <w:t xml:space="preserve">Función</w:t>
             </w:r>
           </w:p>
@@ -466,21 +375,14 @@
               <w:pStyle w:val="Compact"/>
             </w:pPr>
             <w:r>
-              <w:rPr>
-                <w:lang w:val="es-ES"/>
-              </w:rPr>
               <w:t xml:space="preserve">1.</w:t>
             </w:r>
             <w:r>
-              <w:rPr>
-                <w:lang w:val="es-ES"/>
-              </w:rPr>
               <w:t xml:space="preserve"> </w:t>
             </w:r>
             <w:r>
               <w:rPr>
                 <w:rStyle w:val="VerbatimChar"/>
-                <w:lang w:val="es-ES"/>
               </w:rPr>
               <w:t xml:space="preserve">standby 1 ip 192.168.1.254</w:t>
             </w:r>
@@ -493,9 +395,6 @@
               <w:pStyle w:val="Compact"/>
             </w:pPr>
             <w:r>
-              <w:rPr>
-                <w:lang w:val="es-ES"/>
-              </w:rPr>
               <w:t xml:space="preserve">a) Prioridad del router (mayor gana)</w:t>
             </w:r>
           </w:p>
@@ -509,21 +408,14 @@
               <w:pStyle w:val="Compact"/>
             </w:pPr>
             <w:r>
-              <w:rPr>
-                <w:lang w:val="es-ES"/>
-              </w:rPr>
               <w:t xml:space="preserve">2.</w:t>
             </w:r>
             <w:r>
-              <w:rPr>
-                <w:lang w:val="es-ES"/>
-              </w:rPr>
               <w:t xml:space="preserve"> </w:t>
             </w:r>
             <w:r>
               <w:rPr>
                 <w:rStyle w:val="VerbatimChar"/>
-                <w:lang w:val="es-ES"/>
               </w:rPr>
               <w:t xml:space="preserve">standby 1 priority 110</w:t>
             </w:r>
@@ -536,9 +428,6 @@
               <w:pStyle w:val="Compact"/>
             </w:pPr>
             <w:r>
-              <w:rPr>
-                <w:lang w:val="es-ES"/>
-              </w:rPr>
               <w:t xml:space="preserve">b) IP virtual del grupo</w:t>
             </w:r>
           </w:p>
@@ -552,21 +441,14 @@
               <w:pStyle w:val="Compact"/>
             </w:pPr>
             <w:r>
-              <w:rPr>
-                <w:lang w:val="es-ES"/>
-              </w:rPr>
               <w:t xml:space="preserve">3.</w:t>
             </w:r>
             <w:r>
-              <w:rPr>
-                <w:lang w:val="es-ES"/>
-              </w:rPr>
               <w:t xml:space="preserve"> </w:t>
             </w:r>
             <w:r>
               <w:rPr>
                 <w:rStyle w:val="VerbatimChar"/>
-                <w:lang w:val="es-ES"/>
               </w:rPr>
               <w:t xml:space="preserve">standby 1 preempt</w:t>
             </w:r>
@@ -579,9 +461,6 @@
               <w:pStyle w:val="Compact"/>
             </w:pPr>
             <w:r>
-              <w:rPr>
-                <w:lang w:val="es-ES"/>
-              </w:rPr>
               <w:t xml:space="preserve">c) Estado del grupo HSRP</w:t>
             </w:r>
           </w:p>
@@ -595,21 +474,14 @@
               <w:pStyle w:val="Compact"/>
             </w:pPr>
             <w:r>
-              <w:rPr>
-                <w:lang w:val="es-ES"/>
-              </w:rPr>
               <w:t xml:space="preserve">4.</w:t>
             </w:r>
             <w:r>
-              <w:rPr>
-                <w:lang w:val="es-ES"/>
-              </w:rPr>
               <w:t xml:space="preserve"> </w:t>
             </w:r>
             <w:r>
               <w:rPr>
                 <w:rStyle w:val="VerbatimChar"/>
-                <w:lang w:val="es-ES"/>
               </w:rPr>
               <w:t xml:space="preserve">show standby brief</w:t>
             </w:r>
@@ -622,9 +494,6 @@
               <w:pStyle w:val="Compact"/>
             </w:pPr>
             <w:r>
-              <w:rPr>
-                <w:lang w:val="es-ES"/>
-              </w:rPr>
               <w:t xml:space="preserve">d) Recuperar el rol activo al volver</w:t>
             </w:r>
           </w:p>
@@ -638,9 +507,6 @@
         <w:pStyle w:val="Heading2"/>
       </w:pPr>
       <w:r>
-        <w:rPr>
-          <w:lang w:val="es-ES"/>
-        </w:rPr>
         <w:t xml:space="preserve">6. Diseño básico redundante</w:t>
       </w:r>
     </w:p>
@@ -649,9 +515,6 @@
         <w:pStyle w:val="FirstParagraph"/>
       </w:pPr>
       <w:r>
-        <w:rPr>
-          <w:lang w:val="es-ES"/>
-        </w:rPr>
         <w:t xml:space="preserve">Dibuja o describe una topología con 2 switches de acceso, 2 de distribución y 2 routers de salida, indicando:</w:t>
       </w:r>
     </w:p>
@@ -664,9 +527,6 @@
         </w:numPr>
       </w:pPr>
       <w:r>
-        <w:rPr>
-          <w:lang w:val="es-ES"/>
-        </w:rPr>
         <w:t xml:space="preserve">Dónde pondrías EtherChannels.</w:t>
       </w:r>
     </w:p>
@@ -679,9 +539,6 @@
         </w:numPr>
       </w:pPr>
       <w:r>
-        <w:rPr>
-          <w:lang w:val="es-ES"/>
-        </w:rPr>
         <w:t xml:space="preserve">Dónde actúa STP y dónde HSRP.</w:t>
       </w:r>
     </w:p>
@@ -694,9 +551,6 @@
         </w:numPr>
       </w:pPr>
       <w:r>
-        <w:rPr>
-          <w:lang w:val="es-ES"/>
-        </w:rPr>
         <w:t xml:space="preserve">¿Qué pasa si cae un switch de distribución?</w:t>
       </w:r>
     </w:p>
@@ -707,9 +561,6 @@
         <w:pStyle w:val="Heading2"/>
       </w:pPr>
       <w:r>
-        <w:rPr>
-          <w:lang w:val="es-ES"/>
-        </w:rPr>
         <w:t xml:space="preserve">7. VRRP vs HSRP</w:t>
       </w:r>
     </w:p>
@@ -722,9 +573,6 @@
         </w:numPr>
       </w:pPr>
       <w:r>
-        <w:rPr>
-          <w:lang w:val="es-ES"/>
-        </w:rPr>
         <w:t xml:space="preserve">¿Cuál es propietario de Cisco y cuál es el estándar?</w:t>
       </w:r>
     </w:p>
@@ -737,9 +585,6 @@
         </w:numPr>
       </w:pPr>
       <w:r>
-        <w:rPr>
-          <w:lang w:val="es-ES"/>
-        </w:rPr>
         <w:t xml:space="preserve">¿Qué IP virtual usa VRRP por defecto si no se configura otra?</w:t>
       </w:r>
     </w:p>
@@ -752,33 +597,18 @@
         </w:numPr>
       </w:pPr>
       <w:r>
-        <w:rPr>
-          <w:lang w:val="es-ES"/>
-        </w:rPr>
         <w:t xml:space="preserve">¿En qué protocolo está el router</w:t>
       </w:r>
       <w:r>
-        <w:rPr>
-          <w:lang w:val="es-ES"/>
-        </w:rPr>
         <w:t xml:space="preserve"> </w:t>
       </w:r>
       <w:r>
-        <w:rPr>
-          <w:lang w:val="es-ES"/>
-        </w:rPr>
         <w:t xml:space="preserve">“dueño”</w:t>
       </w:r>
       <w:r>
-        <w:rPr>
-          <w:lang w:val="es-ES"/>
-        </w:rPr>
         <w:t xml:space="preserve"> </w:t>
       </w:r>
       <w:r>
-        <w:rPr>
-          <w:lang w:val="es-ES"/>
-        </w:rPr>
         <w:t xml:space="preserve">de la IP virtual y cómo se llama ahí?</w:t>
       </w:r>
     </w:p>
@@ -789,9 +619,6 @@
         <w:pStyle w:val="Heading2"/>
       </w:pPr>
       <w:r>
-        <w:rPr>
-          <w:lang w:val="es-ES"/>
-        </w:rPr>
         <w:t xml:space="preserve">8. Diagnóstico rápido</w:t>
       </w:r>
     </w:p>
@@ -800,9 +627,6 @@
         <w:pStyle w:val="FirstParagraph"/>
       </w:pPr>
       <w:r>
-        <w:rPr>
-          <w:lang w:val="es-ES"/>
-        </w:rPr>
         <w:t xml:space="preserve">Los usuarios de la VLAN 10 no llegan a Internet. El switch de acceso está bien, los PCs tienen IP correcta y el gateway responde al ping… pero desde el router de salida no hay ruta.</w:t>
       </w:r>
     </w:p>
@@ -815,27 +639,15 @@
         </w:numPr>
       </w:pPr>
       <w:r>
-        <w:rPr>
-          <w:lang w:val="es-ES"/>
-        </w:rPr>
         <w:t xml:space="preserve">¿Por qué el ping al gateway funciona si el problema está</w:t>
       </w:r>
       <w:r>
-        <w:rPr>
-          <w:lang w:val="es-ES"/>
-        </w:rPr>
         <w:t xml:space="preserve"> </w:t>
       </w:r>
       <w:r>
-        <w:rPr>
-          <w:lang w:val="es-ES"/>
-        </w:rPr>
         <w:t xml:space="preserve">“más allá”</w:t>
       </w:r>
       <w:r>
-        <w:rPr>
-          <w:lang w:val="es-ES"/>
-        </w:rPr>
         <w:t xml:space="preserve">?</w:t>
       </w:r>
     </w:p>
@@ -848,9 +660,6 @@
         </w:numPr>
       </w:pPr>
       <w:r>
-        <w:rPr>
-          <w:lang w:val="es-ES"/>
-        </w:rPr>
         <w:t xml:space="preserve">¿Qué comando del gateway (HSRP activo) usarías para ver la tabla de rutas?</w:t>
       </w:r>
     </w:p>
@@ -863,9 +672,6 @@
         </w:numPr>
       </w:pPr>
       <w:r>
-        <w:rPr>
-          <w:lang w:val="es-ES"/>
-        </w:rPr>
         <w:t xml:space="preserve">¿Es este fallo un SPOF resuelto por HSRP? ¿Por qué?</w:t>
       </w:r>
     </w:p>

--- a/docx/12-alta-disponibilidad/boletin-U12-inicial.docx
+++ b/docx/12-alta-disponibilidad/boletin-U12-inicial.docx
@@ -28,23 +28,23 @@
         </w:p>
       </w:sdtContent>
     </w:sdt>
-    <w:bookmarkStart w:id="9" w:name="boletín-ud12-inicial"/>
+    <w:bookmarkStart w:id="9" w:name="boletín-de-alta-disponibilidad-inicial"/>
     <w:p>
       <w:pPr>
         <w:pStyle w:val="Heading1"/>
       </w:pPr>
       <w:r>
-        <w:t xml:space="preserve">Boletín UD12 — Inicial</w:t>
+        <w:t xml:space="preserve">Boletín de Alta disponibilidad — Inicial</w:t>
       </w:r>
     </w:p>
     <w:bookmarkEnd w:id="9"/>
-    <w:bookmarkStart w:id="18" w:name="boletín-ud12-inicial-1"/>
+    <w:bookmarkStart w:id="18" w:name="boletín-de-alta-disponibilidad-inicial-1"/>
     <w:p>
       <w:pPr>
         <w:pStyle w:val="Heading1"/>
       </w:pPr>
       <w:r>
-        <w:t xml:space="preserve">📝 Boletín UD12 — Inicial</w:t>
+        <w:t xml:space="preserve">📝 Boletín de Alta disponibilidad — Inicial</w:t>
       </w:r>
     </w:p>
     <w:p>
